--- a/HEROS_システムご案内_続き.docx
+++ b/HEROS_システムご案内_続き.docx
@@ -271,6 +271,640 @@
     <w:p>
       <w:r>
         <w:br w:type="page"/>
+      </w:r>
+    </w:p>
+    <w:p>
+      <w:pPr>
+        <w:spacing w:after="120"/>
+      </w:pPr>
+      <w:r>
+        <w:rPr>
+          <w:rFonts w:ascii="Yu Gothic" w:eastAsia="Yu Gothic"/>
+          <w:sz w:val="21"/>
+          <w:szCs w:val="21"/>
+        </w:rPr>
+        <w:t xml:space="preserve"/>
+      </w:r>
+    </w:p>
+    <w:p>
+      <w:pPr>
+        <w:spacing w:after="120"/>
+      </w:pPr>
+      <w:r>
+        <w:rPr>
+          <w:rFonts w:ascii="Yu Gothic" w:eastAsia="Yu Gothic"/>
+          <w:sz w:val="21"/>
+          <w:szCs w:val="21"/>
+        </w:rPr>
+        <w:t xml:space="preserve">ログイン不要です。URLを開くだけで表示されます。</w:t>
+      </w:r>
+    </w:p>
+    <w:p>
+      <w:pPr>
+        <w:spacing w:after="120"/>
+      </w:pPr>
+      <w:r>
+        <w:rPr>
+          <w:rFonts w:ascii="Yu Gothic" w:eastAsia="Yu Gothic"/>
+          <w:sz w:val="22"/>
+          <w:szCs w:val="22"/>
+          <w:b/>
+        </w:rPr>
+        <w:t xml:space="preserve">■ 教室モニター</w:t>
+      </w:r>
+    </w:p>
+    <w:p>
+      <w:pPr>
+        <w:spacing w:after="120"/>
+      </w:pPr>
+      <w:r>
+        <w:rPr>
+          <w:rFonts w:ascii="Yu Gothic" w:eastAsia="Yu Gothic"/>
+          <w:sz w:val="21"/>
+          <w:szCs w:val="21"/>
+        </w:rPr>
+        <w:t xml:space="preserve"/>
+      </w:r>
+    </w:p>
+    <w:p>
+      <w:pPr>
+        <w:spacing w:after="120"/>
+      </w:pPr>
+      <w:r>
+        <w:rPr>
+          <w:rFonts w:ascii="Yu Gothic" w:eastAsia="Yu Gothic"/>
+          <w:sz w:val="19"/>
+          <w:szCs w:val="19"/>
+          <w:color w:val="666666"/>
+        </w:rPr>
+        <w:t xml:space="preserve">例: 名前「田中先生」/ PIN「1234」</w:t>
+      </w:r>
+    </w:p>
+    <w:tbl>
+      <w:tblPr>
+        <w:tblStyle w:val="LightShadingAccent1"/>
+        <w:tblW w:w="0" w:type="auto"/>
+      </w:tblPr>
+      <w:tblGrid>
+        <w:gridCol w:w="4000"/>
+        <w:gridCol w:w="4000"/>
+      </w:tblGrid>
+      <w:tr>
+        <w:tc>
+          <w:p>
+            <w:r>
+              <w:rPr>
+                <w:rFonts w:ascii="Yu Gothic" w:eastAsia="Yu Gothic"/>
+                <w:sz w:val="20"/>
+                <w:b/>
+              </w:rPr>
+              <w:t>項目</w:t>
+            </w:r>
+          </w:p>
+        </w:tc>
+        <w:tc>
+          <w:p>
+            <w:r>
+              <w:rPr>
+                <w:rFonts w:ascii="Yu Gothic" w:eastAsia="Yu Gothic"/>
+                <w:sz w:val="20"/>
+              </w:rPr>
+              <w:t>入力内容</w:t>
+            </w:r>
+          </w:p>
+        </w:tc>
+      </w:tr>
+      <w:tr>
+        <w:tc>
+          <w:p>
+            <w:r>
+              <w:rPr>
+                <w:rFonts w:ascii="Yu Gothic" w:eastAsia="Yu Gothic"/>
+                <w:sz w:val="20"/>
+                <w:b/>
+              </w:rPr>
+              <w:t>名前</w:t>
+            </w:r>
+          </w:p>
+        </w:tc>
+        <w:tc>
+          <w:p>
+            <w:r>
+              <w:rPr>
+                <w:rFonts w:ascii="Yu Gothic" w:eastAsia="Yu Gothic"/>
+                <w:sz w:val="20"/>
+              </w:rPr>
+              <w:t>（管理画面で登録した講師名）</w:t>
+            </w:r>
+          </w:p>
+        </w:tc>
+      </w:tr>
+      <w:tr>
+        <w:tc>
+          <w:p>
+            <w:r>
+              <w:rPr>
+                <w:rFonts w:ascii="Yu Gothic" w:eastAsia="Yu Gothic"/>
+                <w:sz w:val="20"/>
+                <w:b/>
+              </w:rPr>
+              <w:t>PIN（4桁）</w:t>
+            </w:r>
+          </w:p>
+        </w:tc>
+        <w:tc>
+          <w:p>
+            <w:r>
+              <w:rPr>
+                <w:rFonts w:ascii="Yu Gothic" w:eastAsia="Yu Gothic"/>
+                <w:sz w:val="20"/>
+              </w:rPr>
+              <w:t>（管理画面で設定した4桁の数字）</w:t>
+            </w:r>
+          </w:p>
+        </w:tc>
+      </w:tr>
+    </w:tbl>
+    <w:p>
+      <w:pPr>
+        <w:spacing w:after="120"/>
+      </w:pPr>
+      <w:r>
+        <w:rPr>
+          <w:rFonts w:ascii="Yu Gothic" w:eastAsia="Yu Gothic"/>
+          <w:sz w:val="21"/>
+          <w:szCs w:val="21"/>
+        </w:rPr>
+        <w:t xml:space="preserve">管理画面で登録した講師の「名前」と「PIN（4桁）」でログインします。</w:t>
+      </w:r>
+    </w:p>
+    <w:p>
+      <w:pPr>
+        <w:spacing w:after="120"/>
+      </w:pPr>
+      <w:r>
+        <w:rPr>
+          <w:rFonts w:ascii="Yu Gothic" w:eastAsia="Yu Gothic"/>
+          <w:sz w:val="22"/>
+          <w:szCs w:val="22"/>
+          <w:b/>
+        </w:rPr>
+        <w:t xml:space="preserve">■ 講師画面</w:t>
+      </w:r>
+    </w:p>
+    <w:p>
+      <w:pPr>
+        <w:spacing w:after="120"/>
+      </w:pPr>
+      <w:r>
+        <w:rPr>
+          <w:rFonts w:ascii="Yu Gothic" w:eastAsia="Yu Gothic"/>
+          <w:sz w:val="21"/>
+          <w:szCs w:val="21"/>
+        </w:rPr>
+        <w:t xml:space="preserve"/>
+      </w:r>
+    </w:p>
+    <w:p>
+      <w:pPr>
+        <w:spacing w:after="120"/>
+      </w:pPr>
+      <w:r>
+        <w:rPr>
+          <w:rFonts w:ascii="Yu Gothic" w:eastAsia="Yu Gothic"/>
+          <w:sz w:val="19"/>
+          <w:szCs w:val="19"/>
+          <w:color w:val="666666"/>
+        </w:rPr>
+        <w:t xml:space="preserve">例: ニックネーム「ジロー」/ 保護者PIN「5678」</w:t>
+      </w:r>
+    </w:p>
+    <w:tbl>
+      <w:tblPr>
+        <w:tblStyle w:val="LightShadingAccent1"/>
+        <w:tblW w:w="0" w:type="auto"/>
+      </w:tblPr>
+      <w:tblGrid>
+        <w:gridCol w:w="4000"/>
+        <w:gridCol w:w="4000"/>
+      </w:tblGrid>
+      <w:tr>
+        <w:tc>
+          <w:p>
+            <w:r>
+              <w:rPr>
+                <w:rFonts w:ascii="Yu Gothic" w:eastAsia="Yu Gothic"/>
+                <w:sz w:val="20"/>
+                <w:b/>
+              </w:rPr>
+              <w:t>項目</w:t>
+            </w:r>
+          </w:p>
+        </w:tc>
+        <w:tc>
+          <w:p>
+            <w:r>
+              <w:rPr>
+                <w:rFonts w:ascii="Yu Gothic" w:eastAsia="Yu Gothic"/>
+                <w:sz w:val="20"/>
+              </w:rPr>
+              <w:t>入力内容</w:t>
+            </w:r>
+          </w:p>
+        </w:tc>
+      </w:tr>
+      <w:tr>
+        <w:tc>
+          <w:p>
+            <w:r>
+              <w:rPr>
+                <w:rFonts w:ascii="Yu Gothic" w:eastAsia="Yu Gothic"/>
+                <w:sz w:val="20"/>
+                <w:b/>
+              </w:rPr>
+              <w:t>ニックネーム</w:t>
+            </w:r>
+          </w:p>
+        </w:tc>
+        <w:tc>
+          <w:p>
+            <w:r>
+              <w:rPr>
+                <w:rFonts w:ascii="Yu Gothic" w:eastAsia="Yu Gothic"/>
+                <w:sz w:val="20"/>
+              </w:rPr>
+              <w:t>（お子さまのニックネーム）</w:t>
+            </w:r>
+          </w:p>
+        </w:tc>
+      </w:tr>
+      <w:tr>
+        <w:tc>
+          <w:p>
+            <w:r>
+              <w:rPr>
+                <w:rFonts w:ascii="Yu Gothic" w:eastAsia="Yu Gothic"/>
+                <w:sz w:val="20"/>
+                <w:b/>
+              </w:rPr>
+              <w:t>保護者PIN（4桁）</w:t>
+            </w:r>
+          </w:p>
+        </w:tc>
+        <w:tc>
+          <w:p>
+            <w:r>
+              <w:rPr>
+                <w:rFonts w:ascii="Yu Gothic" w:eastAsia="Yu Gothic"/>
+                <w:sz w:val="20"/>
+              </w:rPr>
+              <w:t>（管理画面で設定した保護者用の4桁の数字）</w:t>
+            </w:r>
+          </w:p>
+        </w:tc>
+      </w:tr>
+    </w:tbl>
+    <w:p>
+      <w:pPr>
+        <w:spacing w:after="120"/>
+      </w:pPr>
+      <w:r>
+        <w:rPr>
+          <w:rFonts w:ascii="Yu Gothic" w:eastAsia="Yu Gothic"/>
+          <w:sz w:val="21"/>
+          <w:szCs w:val="21"/>
+        </w:rPr>
+        <w:t xml:space="preserve">お子さまの「ニックネーム」と「保護者用PIN（4桁）」でログインします。生徒用PINとは別のPINです。</w:t>
+      </w:r>
+    </w:p>
+    <w:p>
+      <w:pPr>
+        <w:spacing w:after="120"/>
+      </w:pPr>
+      <w:r>
+        <w:rPr>
+          <w:rFonts w:ascii="Yu Gothic" w:eastAsia="Yu Gothic"/>
+          <w:sz w:val="22"/>
+          <w:szCs w:val="22"/>
+          <w:b/>
+        </w:rPr>
+        <w:t xml:space="preserve">■ 保護者画面</w:t>
+      </w:r>
+    </w:p>
+    <w:p>
+      <w:pPr>
+        <w:spacing w:after="120"/>
+      </w:pPr>
+      <w:r>
+        <w:rPr>
+          <w:rFonts w:ascii="Yu Gothic" w:eastAsia="Yu Gothic"/>
+          <w:sz w:val="21"/>
+          <w:szCs w:val="21"/>
+        </w:rPr>
+        <w:t xml:space="preserve"/>
+      </w:r>
+    </w:p>
+    <w:p>
+      <w:pPr>
+        <w:spacing w:after="120"/>
+      </w:pPr>
+      <w:r>
+        <w:rPr>
+          <w:rFonts w:ascii="Yu Gothic" w:eastAsia="Yu Gothic"/>
+          <w:sz w:val="19"/>
+          <w:szCs w:val="19"/>
+          <w:color w:val="666666"/>
+        </w:rPr>
+        <w:t xml:space="preserve">例: ニックネーム「ジロー」/ PIN「2000」</w:t>
+      </w:r>
+    </w:p>
+    <w:tbl>
+      <w:tblPr>
+        <w:tblStyle w:val="LightShadingAccent1"/>
+        <w:tblW w:w="0" w:type="auto"/>
+      </w:tblPr>
+      <w:tblGrid>
+        <w:gridCol w:w="4000"/>
+        <w:gridCol w:w="4000"/>
+      </w:tblGrid>
+      <w:tr>
+        <w:tc>
+          <w:p>
+            <w:r>
+              <w:rPr>
+                <w:rFonts w:ascii="Yu Gothic" w:eastAsia="Yu Gothic"/>
+                <w:sz w:val="20"/>
+                <w:b/>
+              </w:rPr>
+              <w:t>項目</w:t>
+            </w:r>
+          </w:p>
+        </w:tc>
+        <w:tc>
+          <w:p>
+            <w:r>
+              <w:rPr>
+                <w:rFonts w:ascii="Yu Gothic" w:eastAsia="Yu Gothic"/>
+                <w:sz w:val="20"/>
+              </w:rPr>
+              <w:t>入力内容</w:t>
+            </w:r>
+          </w:p>
+        </w:tc>
+      </w:tr>
+      <w:tr>
+        <w:tc>
+          <w:p>
+            <w:r>
+              <w:rPr>
+                <w:rFonts w:ascii="Yu Gothic" w:eastAsia="Yu Gothic"/>
+                <w:sz w:val="20"/>
+                <w:b/>
+              </w:rPr>
+              <w:t>ニックネーム</w:t>
+            </w:r>
+          </w:p>
+        </w:tc>
+        <w:tc>
+          <w:p>
+            <w:r>
+              <w:rPr>
+                <w:rFonts w:ascii="Yu Gothic" w:eastAsia="Yu Gothic"/>
+                <w:sz w:val="20"/>
+              </w:rPr>
+              <w:t>（管理画面で登録した名前）</w:t>
+            </w:r>
+          </w:p>
+        </w:tc>
+      </w:tr>
+      <w:tr>
+        <w:tc>
+          <w:p>
+            <w:r>
+              <w:rPr>
+                <w:rFonts w:ascii="Yu Gothic" w:eastAsia="Yu Gothic"/>
+                <w:sz w:val="20"/>
+                <w:b/>
+              </w:rPr>
+              <w:t>PIN（4桁）</w:t>
+            </w:r>
+          </w:p>
+        </w:tc>
+        <w:tc>
+          <w:p>
+            <w:r>
+              <w:rPr>
+                <w:rFonts w:ascii="Yu Gothic" w:eastAsia="Yu Gothic"/>
+                <w:sz w:val="20"/>
+              </w:rPr>
+              <w:t>（管理画面で設定した4桁の数字）</w:t>
+            </w:r>
+          </w:p>
+        </w:tc>
+      </w:tr>
+    </w:tbl>
+    <w:p>
+      <w:pPr>
+        <w:spacing w:after="120"/>
+      </w:pPr>
+      <w:r>
+        <w:rPr>
+          <w:rFonts w:ascii="Yu Gothic" w:eastAsia="Yu Gothic"/>
+          <w:sz w:val="21"/>
+          <w:szCs w:val="21"/>
+        </w:rPr>
+        <w:t xml:space="preserve">管理画面で登録した「ニックネーム」と「PIN（4桁の暗証番号）」でログインします。</w:t>
+      </w:r>
+    </w:p>
+    <w:p>
+      <w:pPr>
+        <w:spacing w:after="120"/>
+      </w:pPr>
+      <w:r>
+        <w:rPr>
+          <w:rFonts w:ascii="Yu Gothic" w:eastAsia="Yu Gothic"/>
+          <w:sz w:val="22"/>
+          <w:szCs w:val="22"/>
+          <w:b/>
+        </w:rPr>
+        <w:t xml:space="preserve">■ 生徒画面</w:t>
+      </w:r>
+    </w:p>
+    <w:p>
+      <w:pPr>
+        <w:spacing w:after="120"/>
+      </w:pPr>
+      <w:r>
+        <w:rPr>
+          <w:rFonts w:ascii="Yu Gothic" w:eastAsia="Yu Gothic"/>
+          <w:sz w:val="21"/>
+          <w:szCs w:val="21"/>
+        </w:rPr>
+        <w:t xml:space="preserve"/>
+      </w:r>
+    </w:p>
+    <w:tbl>
+      <w:tblPr>
+        <w:tblStyle w:val="LightShadingAccent1"/>
+        <w:tblW w:w="0" w:type="auto"/>
+      </w:tblPr>
+      <w:tblGrid>
+        <w:gridCol w:w="4000"/>
+        <w:gridCol w:w="4000"/>
+      </w:tblGrid>
+      <w:tr>
+        <w:tc>
+          <w:p>
+            <w:r>
+              <w:rPr>
+                <w:rFonts w:ascii="Yu Gothic" w:eastAsia="Yu Gothic"/>
+                <w:sz w:val="20"/>
+                <w:b/>
+              </w:rPr>
+              <w:t>項目</w:t>
+            </w:r>
+          </w:p>
+        </w:tc>
+        <w:tc>
+          <w:p>
+            <w:r>
+              <w:rPr>
+                <w:rFonts w:ascii="Yu Gothic" w:eastAsia="Yu Gothic"/>
+                <w:sz w:val="20"/>
+              </w:rPr>
+              <w:t>入力内容</w:t>
+            </w:r>
+          </w:p>
+        </w:tc>
+      </w:tr>
+      <w:tr>
+        <w:tc>
+          <w:p>
+            <w:r>
+              <w:rPr>
+                <w:rFonts w:ascii="Yu Gothic" w:eastAsia="Yu Gothic"/>
+                <w:sz w:val="20"/>
+                <w:b/>
+              </w:rPr>
+              <w:t>メールアドレス</w:t>
+            </w:r>
+          </w:p>
+        </w:tc>
+        <w:tc>
+          <w:p>
+            <w:r>
+              <w:rPr>
+                <w:rFonts w:ascii="Yu Gothic" w:eastAsia="Yu Gothic"/>
+                <w:sz w:val="20"/>
+              </w:rPr>
+              <w:t>admin@heros.jp</w:t>
+            </w:r>
+          </w:p>
+        </w:tc>
+      </w:tr>
+      <w:tr>
+        <w:tc>
+          <w:p>
+            <w:r>
+              <w:rPr>
+                <w:rFonts w:ascii="Yu Gothic" w:eastAsia="Yu Gothic"/>
+                <w:sz w:val="20"/>
+                <w:b/>
+              </w:rPr>
+              <w:t>パスワード</w:t>
+            </w:r>
+          </w:p>
+        </w:tc>
+        <w:tc>
+          <w:p>
+            <w:r>
+              <w:rPr>
+                <w:rFonts w:ascii="Yu Gothic" w:eastAsia="Yu Gothic"/>
+                <w:sz w:val="20"/>
+              </w:rPr>
+              <w:t>0070heros</w:t>
+            </w:r>
+          </w:p>
+        </w:tc>
+      </w:tr>
+    </w:tbl>
+    <w:p>
+      <w:pPr>
+        <w:spacing w:after="120"/>
+      </w:pPr>
+      <w:r>
+        <w:rPr>
+          <w:rFonts w:ascii="Yu Gothic" w:eastAsia="Yu Gothic"/>
+          <w:sz w:val="21"/>
+          <w:szCs w:val="21"/>
+        </w:rPr>
+        <w:t xml:space="preserve">Firebase Authentication（メール＋パスワード認証）でログインします。</w:t>
+      </w:r>
+    </w:p>
+    <w:p>
+      <w:pPr>
+        <w:spacing w:after="120"/>
+      </w:pPr>
+      <w:r>
+        <w:rPr>
+          <w:rFonts w:ascii="Yu Gothic" w:eastAsia="Yu Gothic"/>
+          <w:sz w:val="22"/>
+          <w:szCs w:val="22"/>
+          <w:b/>
+        </w:rPr>
+        <w:t xml:space="preserve">■ 管理画面（先生用）</w:t>
+      </w:r>
+    </w:p>
+    <w:p>
+      <w:pPr>
+        <w:spacing w:after="120"/>
+      </w:pPr>
+      <w:r>
+        <w:rPr>
+          <w:rFonts w:ascii="Yu Gothic" w:eastAsia="Yu Gothic"/>
+          <w:sz w:val="21"/>
+          <w:szCs w:val="21"/>
+        </w:rPr>
+        <w:t xml:space="preserve"/>
+      </w:r>
+    </w:p>
+    <w:p>
+      <w:pPr>
+        <w:spacing w:after="120"/>
+      </w:pPr>
+      <w:r>
+        <w:rPr>
+          <w:rFonts w:ascii="Yu Gothic" w:eastAsia="Yu Gothic"/>
+          <w:sz w:val="21"/>
+          <w:szCs w:val="21"/>
+          <w:b/>
+          <w:color w:val="CC0000"/>
+        </w:rPr>
+        <w:t xml:space="preserve">【この情報はスタッフ限定です。外部に共有しないでください】</w:t>
+      </w:r>
+    </w:p>
+    <w:p>
+      <w:pPr>
+        <w:pStyle w:val="Heading2"/>
+      </w:pPr>
+      <w:r>
+        <w:rPr>
+          <w:rFonts w:ascii="Yu Gothic" w:eastAsia="Yu Gothic"/>
+        </w:rPr>
+        <w:t>各画面のログイン情報</w:t>
+      </w:r>
+    </w:p>
+    <w:p>
+      <w:pPr>
+        <w:spacing w:after="120"/>
+      </w:pPr>
+      <w:r>
+        <w:rPr>
+          <w:rFonts w:ascii="Yu Gothic" w:eastAsia="Yu Gothic"/>
+          <w:sz w:val="21"/>
+          <w:szCs w:val="21"/>
+        </w:rPr>
+        <w:t xml:space="preserve"/>
       </w:r>
     </w:p>
     <w:p>
